--- a/документация/авг сервер управления.docx
+++ b/документация/авг сервер управления.docx
@@ -126,7 +126,15 @@
       </w:pPr>
       <w:r>
         <w:rPr/>
-        <w:t>- управление AWG-серверами;</w:t>
+        <w:t>- управление A</w:t>
+      </w:r>
+      <w:r>
+        <w:rPr/>
+        <w:t>mnezia</w:t>
+      </w:r>
+      <w:r>
+        <w:rPr/>
+        <w:t>WG-серверами;</w:t>
       </w:r>
     </w:p>
     <w:p>
@@ -5551,6 +5559,7 @@
       <w:pgNumType w:fmt="decimal"/>
       <w:formProt w:val="false"/>
       <w:textDirection w:val="lrTb"/>
+      <w:docGrid w:type="default" w:linePitch="100" w:charSpace="0"/>
     </w:sectPr>
   </w:body>
 </w:document>
@@ -5570,7 +5579,6 @@
     </w:rPrDefault>
     <w:pPrDefault>
       <w:pPr>
-        <w:widowControl/>
         <w:suppressAutoHyphens w:val="true"/>
       </w:pPr>
     </w:pPrDefault>
@@ -5580,7 +5588,10 @@
     <w:qFormat/>
     <w:pPr>
       <w:widowControl/>
+      <w:suppressAutoHyphens w:val="true"/>
       <w:bidi w:val="0"/>
+      <w:spacing w:before="0" w:after="0"/>
+      <w:jc w:val="start"/>
     </w:pPr>
     <w:rPr>
       <w:rFonts w:ascii="Liberation Serif" w:hAnsi="Liberation Serif" w:eastAsia="Noto Serif CJK SC" w:cs="Noto Sans Devanagari"/>
@@ -5593,7 +5604,7 @@
   </w:style>
   <w:style w:type="paragraph" w:styleId="Heading1">
     <w:name w:val="heading 1"/>
-    <w:basedOn w:val="Style14"/>
+    <w:basedOn w:val="user3"/>
     <w:next w:val="BodyText"/>
     <w:qFormat/>
     <w:pPr>
@@ -5610,7 +5621,7 @@
   </w:style>
   <w:style w:type="paragraph" w:styleId="Heading2">
     <w:name w:val="heading 2"/>
-    <w:basedOn w:val="Style14"/>
+    <w:basedOn w:val="user3"/>
     <w:next w:val="BodyText"/>
     <w:qFormat/>
     <w:pPr>
@@ -5627,7 +5638,7 @@
   </w:style>
   <w:style w:type="paragraph" w:styleId="Heading3">
     <w:name w:val="heading 3"/>
-    <w:basedOn w:val="Style14"/>
+    <w:basedOn w:val="user3"/>
     <w:next w:val="BodyText"/>
     <w:qFormat/>
     <w:pPr>
@@ -5642,22 +5653,22 @@
       <w:szCs w:val="28"/>
     </w:rPr>
   </w:style>
-  <w:style w:type="character" w:styleId="Style11">
-    <w:name w:val="Маркеры"/>
+  <w:style w:type="character" w:styleId="user">
+    <w:name w:val="Маркеры (user)"/>
     <w:qFormat/>
     <w:rPr>
       <w:rFonts w:ascii="OpenSymbol" w:hAnsi="OpenSymbol" w:eastAsia="OpenSymbol" w:cs="OpenSymbol"/>
     </w:rPr>
   </w:style>
-  <w:style w:type="character" w:styleId="Style12">
-    <w:name w:val="Исходный текст"/>
+  <w:style w:type="character" w:styleId="user1">
+    <w:name w:val="Исходный текст (user)"/>
     <w:qFormat/>
     <w:rPr>
       <w:rFonts w:ascii="Liberation Mono" w:hAnsi="Liberation Mono" w:eastAsia="Noto Sans Mono CJK SC" w:cs="Liberation Mono"/>
     </w:rPr>
   </w:style>
-  <w:style w:type="character" w:styleId="Style13">
-    <w:name w:val="Символ нумерации"/>
+  <w:style w:type="character" w:styleId="user2">
+    <w:name w:val="Символ нумерации (user)"/>
     <w:qFormat/>
     <w:rPr/>
   </w:style>
@@ -5669,7 +5680,7 @@
       <w:bCs/>
     </w:rPr>
   </w:style>
-  <w:style w:type="paragraph" w:styleId="Style14">
+  <w:style w:type="paragraph" w:styleId="Style11">
     <w:name w:val="Заголовок"/>
     <w:basedOn w:val="Normal"/>
     <w:next w:val="BodyText"/>
@@ -5716,7 +5727,7 @@
       <w:szCs w:val="24"/>
     </w:rPr>
   </w:style>
-  <w:style w:type="paragraph" w:styleId="Style15">
+  <w:style w:type="paragraph" w:styleId="Style12">
     <w:name w:val="Указатель"/>
     <w:basedOn w:val="Normal"/>
     <w:qFormat/>
@@ -5727,8 +5738,34 @@
       <w:rFonts w:cs="Noto Sans Devanagari"/>
     </w:rPr>
   </w:style>
-  <w:style w:type="paragraph" w:styleId="Style16">
-    <w:name w:val="Горизонтальная линия"/>
+  <w:style w:type="paragraph" w:styleId="user3">
+    <w:name w:val="Заголовок (user)"/>
+    <w:basedOn w:val="Normal"/>
+    <w:next w:val="BodyText"/>
+    <w:qFormat/>
+    <w:pPr>
+      <w:keepNext w:val="true"/>
+      <w:spacing w:before="240" w:after="120"/>
+    </w:pPr>
+    <w:rPr>
+      <w:rFonts w:ascii="Liberation Sans" w:hAnsi="Liberation Sans" w:eastAsia="Noto Sans CJK SC" w:cs="Noto Sans Devanagari"/>
+      <w:sz w:val="28"/>
+      <w:szCs w:val="28"/>
+    </w:rPr>
+  </w:style>
+  <w:style w:type="paragraph" w:styleId="user4">
+    <w:name w:val="Указатель (user)"/>
+    <w:basedOn w:val="Normal"/>
+    <w:qFormat/>
+    <w:pPr>
+      <w:suppressLineNumbers/>
+    </w:pPr>
+    <w:rPr>
+      <w:rFonts w:cs="Noto Sans Devanagari"/>
+    </w:rPr>
+  </w:style>
+  <w:style w:type="paragraph" w:styleId="user5">
+    <w:name w:val="Горизонтальная линия (user)"/>
     <w:basedOn w:val="Normal"/>
     <w:next w:val="BodyText"/>
     <w:qFormat/>
@@ -5744,8 +5781,8 @@
       <w:szCs w:val="12"/>
     </w:rPr>
   </w:style>
-  <w:style w:type="paragraph" w:styleId="Style17">
-    <w:name w:val="Текст в заданном формате"/>
+  <w:style w:type="paragraph" w:styleId="user6">
+    <w:name w:val="Текст в заданном формате (user)"/>
     <w:basedOn w:val="Normal"/>
     <w:qFormat/>
     <w:pPr>
@@ -5757,8 +5794,8 @@
       <w:szCs w:val="20"/>
     </w:rPr>
   </w:style>
-  <w:style w:type="paragraph" w:styleId="Style18">
-    <w:name w:val="Блочная цитата"/>
+  <w:style w:type="paragraph" w:styleId="user7">
+    <w:name w:val="Блочная цитата (user)"/>
     <w:basedOn w:val="Normal"/>
     <w:qFormat/>
     <w:pPr>
